--- a/Berikan tambahan warna pada bg websitenya mungkin dengan gradient hijau.docx
+++ b/Berikan tambahan warna pada bg websitenya mungkin dengan gradient hijau.docx
@@ -4,107 +4,288 @@
   <w:body>
     <w:p>
       <w:r>
-        <w:t xml:space="preserve">Berikan tambahan warna pada </w:t>
+        <w:t xml:space="preserve">Buat dan kembangkan tampilan </w:t>
       </w:r>
       <w:proofErr w:type="spellStart"/>
       <w:r>
-        <w:t>bg</w:t>
+        <w:t>website</w:t>
       </w:r>
       <w:proofErr w:type="spellEnd"/>
       <w:r>
-        <w:t xml:space="preserve"> </w:t>
-      </w:r>
-      <w:proofErr w:type="spellStart"/>
-      <w:r>
-        <w:t>websitenya</w:t>
-      </w:r>
-      <w:proofErr w:type="spellEnd"/>
-      <w:r>
-        <w:t xml:space="preserve"> mungkin dengan </w:t>
-      </w:r>
-      <w:proofErr w:type="spellStart"/>
-      <w:r>
-        <w:t>gradient</w:t>
-      </w:r>
-      <w:proofErr w:type="spellEnd"/>
-      <w:r>
-        <w:t xml:space="preserve"> hijau</w:t>
+        <w:t xml:space="preserve"> dengan ketentuan berikut:</w:t>
       </w:r>
     </w:p>
     <w:p>
-      <w:r>
-        <w:t xml:space="preserve">Berikan </w:t>
+      <w:pPr>
+        <w:numPr>
+          <w:ilvl w:val="0"/>
+          <w:numId w:val="1"/>
+        </w:numPr>
+      </w:pPr>
+      <w:r>
+        <w:t xml:space="preserve">Tambahkan warna pada </w:t>
       </w:r>
       <w:proofErr w:type="spellStart"/>
       <w:r>
-        <w:t>svg</w:t>
+        <w:rPr>
+          <w:b/>
+          <w:bCs/>
+        </w:rPr>
+        <w:t>background</w:t>
       </w:r>
       <w:proofErr w:type="spellEnd"/>
       <w:r>
-        <w:t xml:space="preserve"> atau </w:t>
+        <w:rPr>
+          <w:b/>
+          <w:bCs/>
+        </w:rPr>
+        <w:t xml:space="preserve"> </w:t>
       </w:r>
       <w:proofErr w:type="spellStart"/>
       <w:r>
-        <w:t>icon</w:t>
+        <w:rPr>
+          <w:b/>
+          <w:bCs/>
+        </w:rPr>
+        <w:t>website</w:t>
       </w:r>
       <w:proofErr w:type="spellEnd"/>
       <w:r>
-        <w:t xml:space="preserve"> bergerak agar </w:t>
-      </w:r>
-      <w:proofErr w:type="spellStart"/>
-      <w:r>
-        <w:t>website</w:t>
-      </w:r>
-      <w:proofErr w:type="spellEnd"/>
-      <w:r>
-        <w:t xml:space="preserve"> lebih hidup</w:t>
-      </w:r>
-      <w:r>
-        <w:br/>
-      </w:r>
-      <w:proofErr w:type="spellStart"/>
-      <w:r>
-        <w:t>button</w:t>
-      </w:r>
-      <w:proofErr w:type="spellEnd"/>
-      <w:r>
-        <w:t xml:space="preserve"> informasi pendaftaran luruskan dengan teks atas</w:t>
+        <w:t xml:space="preserve"> menggunakan </w:t>
+      </w:r>
+      <w:r>
+        <w:rPr>
+          <w:b/>
+          <w:bCs/>
+        </w:rPr>
+        <w:t>gradasi warna hijau</w:t>
+      </w:r>
+      <w:r>
+        <w:t xml:space="preserve"> yang lembut dan modern agar tampilan lebih segar dan tidak monoton.</w:t>
       </w:r>
     </w:p>
     <w:p>
+      <w:pPr>
+        <w:numPr>
+          <w:ilvl w:val="0"/>
+          <w:numId w:val="1"/>
+        </w:numPr>
+      </w:pPr>
+      <w:r>
+        <w:t xml:space="preserve">Gunakan </w:t>
+      </w:r>
+      <w:r>
+        <w:rPr>
+          <w:b/>
+          <w:bCs/>
+        </w:rPr>
+        <w:t>SVG atau ikon animasi ringan</w:t>
+      </w:r>
+      <w:r>
+        <w:t xml:space="preserve"> (misalnya </w:t>
+      </w:r>
+      <w:proofErr w:type="spellStart"/>
+      <w:r>
+        <w:t>hover</w:t>
+      </w:r>
+      <w:proofErr w:type="spellEnd"/>
+      <w:r>
+        <w:t xml:space="preserve"> </w:t>
+      </w:r>
+      <w:proofErr w:type="spellStart"/>
+      <w:r>
+        <w:t>animation</w:t>
+      </w:r>
+      <w:proofErr w:type="spellEnd"/>
+      <w:r>
+        <w:t xml:space="preserve"> atau </w:t>
+      </w:r>
+      <w:proofErr w:type="spellStart"/>
+      <w:r>
+        <w:t>motion</w:t>
+      </w:r>
+      <w:proofErr w:type="spellEnd"/>
+      <w:r>
+        <w:t xml:space="preserve"> sederhana) untuk memperkuat kesan hidup dan interaktif pada </w:t>
+      </w:r>
+      <w:proofErr w:type="spellStart"/>
+      <w:r>
+        <w:t>website</w:t>
+      </w:r>
+      <w:proofErr w:type="spellEnd"/>
+      <w:r>
+        <w:t>.</w:t>
+      </w:r>
+    </w:p>
+    <w:p>
+      <w:pPr>
+        <w:numPr>
+          <w:ilvl w:val="0"/>
+          <w:numId w:val="1"/>
+        </w:numPr>
+      </w:pPr>
+      <w:r>
+        <w:rPr>
+          <w:b/>
+          <w:bCs/>
+        </w:rPr>
+        <w:t>Luruskan posisi tombol “Informasi Pendaftaran”</w:t>
+      </w:r>
+      <w:r>
+        <w:t xml:space="preserve"> agar sejajar dengan teks di bagian atasnya, sehingga tata letak terlihat rapi dan konsisten.</w:t>
+      </w:r>
+    </w:p>
+    <w:p>
+      <w:pPr>
+        <w:numPr>
+          <w:ilvl w:val="0"/>
+          <w:numId w:val="1"/>
+        </w:numPr>
+      </w:pPr>
       <w:r>
         <w:t xml:space="preserve">Setiap </w:t>
       </w:r>
       <w:proofErr w:type="spellStart"/>
       <w:r>
+        <w:rPr>
+          <w:b/>
+          <w:bCs/>
+        </w:rPr>
         <w:t>section</w:t>
       </w:r>
       <w:proofErr w:type="spellEnd"/>
       <w:r>
-        <w:t xml:space="preserve"> yang berbeda pada </w:t>
+        <w:rPr>
+          <w:b/>
+          <w:bCs/>
+        </w:rPr>
+        <w:t xml:space="preserve"> pada halaman</w:t>
+      </w:r>
+      <w:r>
+        <w:t xml:space="preserve"> harus memiliki </w:t>
+      </w:r>
+      <w:r>
+        <w:rPr>
+          <w:b/>
+          <w:bCs/>
+        </w:rPr>
+        <w:t>warna latar yang berbeda</w:t>
+      </w:r>
+      <w:r>
+        <w:t xml:space="preserve">, namun tetap selaras satu sama lain (tidak kontras berlebihan). Boleh menggunakan elemen visual seperti </w:t>
       </w:r>
       <w:proofErr w:type="spellStart"/>
       <w:r>
-        <w:t>page</w:t>
+        <w:rPr>
+          <w:b/>
+          <w:bCs/>
+        </w:rPr>
+        <w:t>wave</w:t>
       </w:r>
       <w:proofErr w:type="spellEnd"/>
       <w:r>
-        <w:t xml:space="preserve"> tolong berikan warna yang berbeda namun masih cocok agar tidak polos berwarna putih entah menggunakan </w:t>
+        <w:rPr>
+          <w:b/>
+          <w:bCs/>
+        </w:rPr>
+        <w:t xml:space="preserve"> (SVG </w:t>
       </w:r>
       <w:proofErr w:type="spellStart"/>
       <w:r>
-        <w:t>get</w:t>
+        <w:rPr>
+          <w:b/>
+          <w:bCs/>
+        </w:rPr>
+        <w:t>waves</w:t>
       </w:r>
       <w:proofErr w:type="spellEnd"/>
       <w:r>
-        <w:t xml:space="preserve"> </w:t>
+        <w:rPr>
+          <w:b/>
+          <w:bCs/>
+        </w:rPr>
+        <w:t>)</w:t>
+      </w:r>
+      <w:r>
+        <w:t xml:space="preserve"> atau bentuk dekoratif lainnya agar tidak didominasi warna putih polos.</w:t>
+      </w:r>
+    </w:p>
+    <w:p>
+      <w:pPr>
+        <w:numPr>
+          <w:ilvl w:val="0"/>
+          <w:numId w:val="1"/>
+        </w:numPr>
+      </w:pPr>
+      <w:r>
+        <w:t xml:space="preserve">Tambahkan </w:t>
+      </w:r>
+      <w:r>
+        <w:rPr>
+          <w:b/>
+          <w:bCs/>
+        </w:rPr>
+        <w:t>halaman Berita</w:t>
+      </w:r>
+      <w:r>
+        <w:t xml:space="preserve"> yang menampilkan informasi dan kabar terbaru.</w:t>
+      </w:r>
+    </w:p>
+    <w:p>
+      <w:pPr>
+        <w:numPr>
+          <w:ilvl w:val="0"/>
+          <w:numId w:val="1"/>
+        </w:numPr>
+      </w:pPr>
+      <w:r>
+        <w:t xml:space="preserve">Sediakan </w:t>
+      </w:r>
+      <w:r>
+        <w:rPr>
+          <w:b/>
+          <w:bCs/>
+        </w:rPr>
+        <w:t>halaman khusus Admin</w:t>
+      </w:r>
+      <w:r>
+        <w:t xml:space="preserve"> yang memungkinkan admin untuk </w:t>
+      </w:r>
+      <w:r>
+        <w:rPr>
+          <w:b/>
+          <w:bCs/>
+        </w:rPr>
+        <w:t>mengunggah, mengedit, dan menghapus berita terkini</w:t>
+      </w:r>
+      <w:r>
+        <w:t xml:space="preserve"> dengan mudah.</w:t>
+      </w:r>
+    </w:p>
+    <w:p>
+      <w:r>
+        <w:t xml:space="preserve">Pastikan keseluruhan desain terlihat </w:t>
+      </w:r>
+      <w:r>
+        <w:rPr>
+          <w:b/>
+          <w:bCs/>
+        </w:rPr>
+        <w:t>modern, bersih, responsif</w:t>
+      </w:r>
+      <w:r>
+        <w:t xml:space="preserve">, dan nyaman diakses di perangkat desktop maupun </w:t>
       </w:r>
       <w:proofErr w:type="spellStart"/>
       <w:r>
-        <w:t>waves</w:t>
+        <w:t>mobile</w:t>
       </w:r>
       <w:proofErr w:type="spellEnd"/>
+      <w:r>
+        <w:t>.</w:t>
+      </w:r>
     </w:p>
+    <w:p/>
     <w:sectPr>
       <w:pgSz w:w="11906" w:h="16838"/>
       <w:pgMar w:top="1440" w:right="1440" w:bottom="1440" w:left="1440" w:header="708" w:footer="708" w:gutter="0"/>
@@ -113,6 +294,127 @@
     </w:sectPr>
   </w:body>
 </w:document>
+</file>
+
+<file path=word/numbering.xml><?xml version="1.0" encoding="utf-8"?>
+<w:numbering xmlns:wpc="http://schemas.microsoft.com/office/word/2010/wordprocessingCanvas" xmlns:cx="http://schemas.microsoft.com/office/drawing/2014/chartex" xmlns:cx1="http://schemas.microsoft.com/office/drawing/2015/9/8/chartex" xmlns:cx2="http://schemas.microsoft.com/office/drawing/2015/10/21/chartex" xmlns:cx3="http://schemas.microsoft.com/office/drawing/2016/5/9/chartex" xmlns:cx4="http://schemas.microsoft.com/office/drawing/2016/5/10/chartex" xmlns:cx5="http://schemas.microsoft.com/office/drawing/2016/5/11/chartex" xmlns:cx6="http://schemas.microsoft.com/office/drawing/2016/5/12/chartex" xmlns:cx7="http://schemas.microsoft.com/office/drawing/2016/5/13/chartex" xmlns:cx8="http://schemas.microsoft.com/office/drawing/2016/5/14/chartex" xmlns:mc="http://schemas.openxmlformats.org/markup-compatibility/2006" xmlns:aink="http://schemas.microsoft.com/office/drawing/2016/ink" xmlns:am3d="http://schemas.microsoft.com/office/drawing/2017/model3d" xmlns:o="urn:schemas-microsoft-com:office:office" xmlns:oel="http://schemas.microsoft.com/office/2019/extlst" xmlns:r="http://schemas.openxmlformats.org/officeDocument/2006/relationships" xmlns:m="http://schemas.openxmlformats.org/officeDocument/2006/math" xmlns:v="urn:schemas-microsoft-com:vml" xmlns:wp14="http://schemas.microsoft.com/office/word/2010/wordprocessingDrawing" xmlns:wp="http://schemas.openxmlformats.org/drawingml/2006/wordprocessingDrawing" xmlns:w10="urn:schemas-microsoft-com:office:word" xmlns:w="http://schemas.openxmlformats.org/wordprocessingml/2006/main" xmlns:w14="http://schemas.microsoft.com/office/word/2010/wordml" xmlns:w15="http://schemas.microsoft.com/office/word/2012/wordml" xmlns:w16cex="http://schemas.microsoft.com/office/word/2018/wordml/cex" xmlns:w16cid="http://schemas.microsoft.com/office/word/2016/wordml/cid" xmlns:w16="http://schemas.microsoft.com/office/word/2018/wordml" xmlns:w16du="http://schemas.microsoft.com/office/word/2023/wordml/word16du" xmlns:w16sdtdh="http://schemas.microsoft.com/office/word/2020/wordml/sdtdatahash" xmlns:w16sdtfl="http://schemas.microsoft.com/office/word/2024/wordml/sdtformatlock" xmlns:w16se="http://schemas.microsoft.com/office/word/2015/wordml/symex" xmlns:wpg="http://schemas.microsoft.com/office/word/2010/wordprocessingGroup" xmlns:wpi="http://schemas.microsoft.com/office/word/2010/wordprocessingInk" xmlns:wne="http://schemas.microsoft.com/office/word/2006/wordml" xmlns:wps="http://schemas.microsoft.com/office/word/2010/wordprocessingShape" mc:Ignorable="w14 w15 w16se w16cid w16 w16cex w16sdtdh w16sdtfl w16du wp14">
+  <w:abstractNum w:abstractNumId="0" w15:restartNumberingAfterBreak="0">
+    <w:nsid w:val="40676CBF"/>
+    <w:multiLevelType w:val="multilevel"/>
+    <w:tmpl w:val="307080BE"/>
+    <w:lvl w:ilvl="0">
+      <w:start w:val="1"/>
+      <w:numFmt w:val="decimal"/>
+      <w:lvlText w:val="%1."/>
+      <w:lvlJc w:val="left"/>
+      <w:pPr>
+        <w:tabs>
+          <w:tab w:val="num" w:pos="720"/>
+        </w:tabs>
+        <w:ind w:left="720" w:hanging="360"/>
+      </w:pPr>
+    </w:lvl>
+    <w:lvl w:ilvl="1" w:tentative="1">
+      <w:start w:val="1"/>
+      <w:numFmt w:val="decimal"/>
+      <w:lvlText w:val="%2."/>
+      <w:lvlJc w:val="left"/>
+      <w:pPr>
+        <w:tabs>
+          <w:tab w:val="num" w:pos="1440"/>
+        </w:tabs>
+        <w:ind w:left="1440" w:hanging="360"/>
+      </w:pPr>
+    </w:lvl>
+    <w:lvl w:ilvl="2" w:tentative="1">
+      <w:start w:val="1"/>
+      <w:numFmt w:val="decimal"/>
+      <w:lvlText w:val="%3."/>
+      <w:lvlJc w:val="left"/>
+      <w:pPr>
+        <w:tabs>
+          <w:tab w:val="num" w:pos="2160"/>
+        </w:tabs>
+        <w:ind w:left="2160" w:hanging="360"/>
+      </w:pPr>
+    </w:lvl>
+    <w:lvl w:ilvl="3" w:tentative="1">
+      <w:start w:val="1"/>
+      <w:numFmt w:val="decimal"/>
+      <w:lvlText w:val="%4."/>
+      <w:lvlJc w:val="left"/>
+      <w:pPr>
+        <w:tabs>
+          <w:tab w:val="num" w:pos="2880"/>
+        </w:tabs>
+        <w:ind w:left="2880" w:hanging="360"/>
+      </w:pPr>
+    </w:lvl>
+    <w:lvl w:ilvl="4" w:tentative="1">
+      <w:start w:val="1"/>
+      <w:numFmt w:val="decimal"/>
+      <w:lvlText w:val="%5."/>
+      <w:lvlJc w:val="left"/>
+      <w:pPr>
+        <w:tabs>
+          <w:tab w:val="num" w:pos="3600"/>
+        </w:tabs>
+        <w:ind w:left="3600" w:hanging="360"/>
+      </w:pPr>
+    </w:lvl>
+    <w:lvl w:ilvl="5" w:tentative="1">
+      <w:start w:val="1"/>
+      <w:numFmt w:val="decimal"/>
+      <w:lvlText w:val="%6."/>
+      <w:lvlJc w:val="left"/>
+      <w:pPr>
+        <w:tabs>
+          <w:tab w:val="num" w:pos="4320"/>
+        </w:tabs>
+        <w:ind w:left="4320" w:hanging="360"/>
+      </w:pPr>
+    </w:lvl>
+    <w:lvl w:ilvl="6" w:tentative="1">
+      <w:start w:val="1"/>
+      <w:numFmt w:val="decimal"/>
+      <w:lvlText w:val="%7."/>
+      <w:lvlJc w:val="left"/>
+      <w:pPr>
+        <w:tabs>
+          <w:tab w:val="num" w:pos="5040"/>
+        </w:tabs>
+        <w:ind w:left="5040" w:hanging="360"/>
+      </w:pPr>
+    </w:lvl>
+    <w:lvl w:ilvl="7" w:tentative="1">
+      <w:start w:val="1"/>
+      <w:numFmt w:val="decimal"/>
+      <w:lvlText w:val="%8."/>
+      <w:lvlJc w:val="left"/>
+      <w:pPr>
+        <w:tabs>
+          <w:tab w:val="num" w:pos="5760"/>
+        </w:tabs>
+        <w:ind w:left="5760" w:hanging="360"/>
+      </w:pPr>
+    </w:lvl>
+    <w:lvl w:ilvl="8" w:tentative="1">
+      <w:start w:val="1"/>
+      <w:numFmt w:val="decimal"/>
+      <w:lvlText w:val="%9."/>
+      <w:lvlJc w:val="left"/>
+      <w:pPr>
+        <w:tabs>
+          <w:tab w:val="num" w:pos="6480"/>
+        </w:tabs>
+        <w:ind w:left="6480" w:hanging="360"/>
+      </w:pPr>
+    </w:lvl>
+  </w:abstractNum>
+  <w:num w:numId="1" w16cid:durableId="1152404372">
+    <w:abstractNumId w:val="0"/>
+  </w:num>
+</w:numbering>
 </file>
 
 <file path=word/styles.xml><?xml version="1.0" encoding="utf-8"?>
@@ -718,7 +1020,6 @@
   <w:style w:type="character" w:default="1" w:styleId="FontParagrafDefault">
     <w:name w:val="Default Paragraph Font"/>
     <w:uiPriority w:val="1"/>
-    <w:semiHidden/>
     <w:unhideWhenUsed/>
   </w:style>
   <w:style w:type="table" w:default="1" w:styleId="TabelNormal">
